--- a/phase 7/EV_Market_Dashboard_Documentation-3.docx
+++ b/phase 7/EV_Market_Dashboard_Documentation-3.docx
@@ -64,8 +64,6 @@
         <w:tblW w:w="9873" w:type="dxa"/>
         <w:tblInd w:w="-124" w:type="dxa"/>
         <w:tblCellMar>
-          <w:top w:w="0" w:type="dxa"/>
-          <w:left w:w="0" w:type="dxa"/>
           <w:bottom w:w="108" w:type="dxa"/>
           <w:right w:w="115" w:type="dxa"/>
         </w:tblCellMar>
@@ -577,7 +575,6 @@
         <w:tblCellMar>
           <w:top w:w="130" w:type="dxa"/>
           <w:left w:w="100" w:type="dxa"/>
-          <w:bottom w:w="0" w:type="dxa"/>
           <w:right w:w="101" w:type="dxa"/>
         </w:tblCellMar>
         <w:tblLook w:val="04A0" w:firstRow="1" w:lastRow="0" w:firstColumn="1" w:lastColumn="0" w:noHBand="0" w:noVBand="1"/>
@@ -1063,9 +1060,7 @@
         <w:tblW w:w="9865" w:type="dxa"/>
         <w:tblInd w:w="-120" w:type="dxa"/>
         <w:tblCellMar>
-          <w:top w:w="0" w:type="dxa"/>
           <w:left w:w="100" w:type="dxa"/>
-          <w:bottom w:w="0" w:type="dxa"/>
           <w:right w:w="115" w:type="dxa"/>
         </w:tblCellMar>
         <w:tblLook w:val="04A0" w:firstRow="1" w:lastRow="0" w:firstColumn="1" w:lastColumn="0" w:noHBand="0" w:noVBand="1"/>
@@ -1777,7 +1772,6 @@
         <w:tblCellMar>
           <w:top w:w="130" w:type="dxa"/>
           <w:left w:w="100" w:type="dxa"/>
-          <w:bottom w:w="0" w:type="dxa"/>
           <w:right w:w="100" w:type="dxa"/>
         </w:tblCellMar>
         <w:tblLook w:val="04A0" w:firstRow="1" w:lastRow="0" w:firstColumn="1" w:lastColumn="0" w:noHBand="0" w:noVBand="1"/>
@@ -1994,7 +1988,6 @@
               <w:spacing w:after="0" w:line="259" w:lineRule="auto"/>
               <w:ind w:left="0" w:firstLine="0"/>
             </w:pPr>
-            <w:proofErr w:type="gramStart"/>
             <w:r>
               <w:rPr>
                 <w:sz w:val="18"/>
@@ -2002,7 +1995,6 @@
               <w:t>SUM(</w:t>
             </w:r>
             <w:proofErr w:type="spellStart"/>
-            <w:proofErr w:type="gramEnd"/>
             <w:r>
               <w:rPr>
                 <w:sz w:val="18"/>
@@ -2123,19 +2115,11 @@
               <w:spacing w:after="0" w:line="259" w:lineRule="auto"/>
               <w:ind w:left="0" w:firstLine="0"/>
             </w:pPr>
-            <w:proofErr w:type="gramStart"/>
-            <w:r>
-              <w:rPr>
-                <w:sz w:val="18"/>
-              </w:rPr>
-              <w:t>AVG(</w:t>
-            </w:r>
-            <w:proofErr w:type="gramEnd"/>
-            <w:r>
-              <w:rPr>
-                <w:sz w:val="18"/>
-              </w:rPr>
-              <w:t xml:space="preserve">Range Km) as </w:t>
+            <w:r>
+              <w:rPr>
+                <w:sz w:val="18"/>
+              </w:rPr>
+              <w:t xml:space="preserve">AVG(Range Km) as </w:t>
             </w:r>
             <w:proofErr w:type="spellStart"/>
             <w:r>
@@ -2261,17 +2245,9 @@
               <w:rPr>
                 <w:sz w:val="18"/>
               </w:rPr>
-              <w:t xml:space="preserve">Category; </w:t>
-            </w:r>
-            <w:proofErr w:type="gramStart"/>
-            <w:r>
-              <w:rPr>
-                <w:sz w:val="18"/>
-              </w:rPr>
-              <w:t>SUM(</w:t>
+              <w:t>Category; SUM(</w:t>
             </w:r>
             <w:proofErr w:type="spellStart"/>
-            <w:proofErr w:type="gramEnd"/>
             <w:r>
               <w:rPr>
                 <w:sz w:val="18"/>
@@ -2397,21 +2373,7 @@
               <w:rPr>
                 <w:sz w:val="18"/>
               </w:rPr>
-              <w:t xml:space="preserve">Category; </w:t>
-            </w:r>
-            <w:proofErr w:type="gramStart"/>
-            <w:r>
-              <w:rPr>
-                <w:sz w:val="18"/>
-              </w:rPr>
-              <w:t>AVG(</w:t>
-            </w:r>
-            <w:proofErr w:type="gramEnd"/>
-            <w:r>
-              <w:rPr>
-                <w:sz w:val="18"/>
-              </w:rPr>
-              <w:t>Customer Rating)</w:t>
+              <w:t>Category; AVG(Customer Rating)</w:t>
             </w:r>
           </w:p>
         </w:tc>
@@ -2523,21 +2485,7 @@
               <w:rPr>
                 <w:sz w:val="18"/>
               </w:rPr>
-              <w:t xml:space="preserve">Category; </w:t>
-            </w:r>
-            <w:proofErr w:type="gramStart"/>
-            <w:r>
-              <w:rPr>
-                <w:sz w:val="18"/>
-              </w:rPr>
-              <w:t>AVG(</w:t>
-            </w:r>
-            <w:proofErr w:type="gramEnd"/>
-            <w:r>
-              <w:rPr>
-                <w:sz w:val="18"/>
-              </w:rPr>
-              <w:t>Range Km)</w:t>
+              <w:t>Category; AVG(Range Km)</w:t>
             </w:r>
           </w:p>
         </w:tc>
@@ -2660,7 +2608,6 @@
               <w:spacing w:after="0" w:line="259" w:lineRule="auto"/>
               <w:ind w:left="0" w:firstLine="0"/>
             </w:pPr>
-            <w:proofErr w:type="gramStart"/>
             <w:r>
               <w:rPr>
                 <w:sz w:val="18"/>
@@ -2668,7 +2615,6 @@
               <w:t>SUM(</w:t>
             </w:r>
             <w:proofErr w:type="spellStart"/>
-            <w:proofErr w:type="gramEnd"/>
             <w:r>
               <w:rPr>
                 <w:sz w:val="18"/>
@@ -2800,7 +2746,6 @@
               <w:spacing w:after="0" w:line="259" w:lineRule="auto"/>
               <w:ind w:left="0" w:firstLine="0"/>
             </w:pPr>
-            <w:proofErr w:type="gramStart"/>
             <w:r>
               <w:rPr>
                 <w:sz w:val="18"/>
@@ -2808,7 +2753,6 @@
               <w:t>SUM(</w:t>
             </w:r>
             <w:proofErr w:type="spellStart"/>
-            <w:proofErr w:type="gramEnd"/>
             <w:r>
               <w:rPr>
                 <w:sz w:val="18"/>
@@ -2875,7 +2819,6 @@
         <w:tblCellMar>
           <w:top w:w="130" w:type="dxa"/>
           <w:left w:w="100" w:type="dxa"/>
-          <w:bottom w:w="0" w:type="dxa"/>
           <w:right w:w="115" w:type="dxa"/>
         </w:tblCellMar>
         <w:tblLook w:val="04A0" w:firstRow="1" w:lastRow="0" w:firstColumn="1" w:lastColumn="0" w:noHBand="0" w:noVBand="1"/>
@@ -3195,21 +3138,7 @@
               <w:rPr>
                 <w:sz w:val="18"/>
               </w:rPr>
-              <w:t xml:space="preserve">Same Top 10; </w:t>
-            </w:r>
-            <w:proofErr w:type="gramStart"/>
-            <w:r>
-              <w:rPr>
-                <w:sz w:val="18"/>
-              </w:rPr>
-              <w:t>AVG(</w:t>
-            </w:r>
-            <w:proofErr w:type="gramEnd"/>
-            <w:r>
-              <w:rPr>
-                <w:sz w:val="18"/>
-              </w:rPr>
-              <w:t>Customer</w:t>
+              <w:t>Same Top 10; AVG(Customer</w:t>
             </w:r>
           </w:p>
           <w:p>
@@ -3343,7 +3272,6 @@
               <w:spacing w:after="0" w:line="259" w:lineRule="auto"/>
               <w:ind w:left="0" w:firstLine="0"/>
             </w:pPr>
-            <w:proofErr w:type="gramStart"/>
             <w:r>
               <w:rPr>
                 <w:sz w:val="18"/>
@@ -3351,7 +3279,6 @@
               <w:t>SUM(</w:t>
             </w:r>
             <w:proofErr w:type="spellStart"/>
-            <w:proofErr w:type="gramEnd"/>
             <w:r>
               <w:rPr>
                 <w:sz w:val="18"/>
@@ -3485,7 +3412,6 @@
               <w:spacing w:after="0" w:line="259" w:lineRule="auto"/>
               <w:ind w:left="0" w:firstLine="0"/>
             </w:pPr>
-            <w:proofErr w:type="gramStart"/>
             <w:r>
               <w:rPr>
                 <w:sz w:val="18"/>
@@ -3493,7 +3419,6 @@
               <w:t>SUM(</w:t>
             </w:r>
             <w:proofErr w:type="spellStart"/>
-            <w:proofErr w:type="gramEnd"/>
             <w:r>
               <w:rPr>
                 <w:sz w:val="18"/>
@@ -3625,7 +3550,6 @@
               <w:spacing w:after="0" w:line="259" w:lineRule="auto"/>
               <w:ind w:left="0" w:firstLine="0"/>
             </w:pPr>
-            <w:proofErr w:type="gramStart"/>
             <w:r>
               <w:rPr>
                 <w:sz w:val="18"/>
@@ -3633,7 +3557,6 @@
               <w:t>SUM(</w:t>
             </w:r>
             <w:proofErr w:type="spellStart"/>
-            <w:proofErr w:type="gramEnd"/>
             <w:r>
               <w:rPr>
                 <w:sz w:val="18"/>
@@ -3868,7 +3791,6 @@
               <w:spacing w:after="0" w:line="259" w:lineRule="auto"/>
               <w:ind w:left="0" w:firstLine="0"/>
             </w:pPr>
-            <w:proofErr w:type="gramStart"/>
             <w:r>
               <w:rPr>
                 <w:sz w:val="18"/>
@@ -3876,7 +3798,6 @@
               <w:t>SUM(</w:t>
             </w:r>
             <w:proofErr w:type="spellStart"/>
-            <w:proofErr w:type="gramEnd"/>
             <w:r>
               <w:rPr>
                 <w:sz w:val="18"/>
@@ -3888,21 +3809,7 @@
               <w:rPr>
                 <w:sz w:val="18"/>
               </w:rPr>
-              <w:t xml:space="preserve">) vs </w:t>
-            </w:r>
-            <w:proofErr w:type="gramStart"/>
-            <w:r>
-              <w:rPr>
-                <w:sz w:val="18"/>
-              </w:rPr>
-              <w:t>AVG(</w:t>
-            </w:r>
-            <w:proofErr w:type="gramEnd"/>
-            <w:r>
-              <w:rPr>
-                <w:sz w:val="18"/>
-              </w:rPr>
-              <w:t>Customer Rating), one dot per manufacturer</w:t>
+              <w:t>) vs AVG(Customer Rating), one dot per manufacturer</w:t>
             </w:r>
           </w:p>
         </w:tc>
@@ -3978,23 +3885,7 @@
           <w:rFonts w:ascii="Courier New" w:eastAsia="Courier New" w:hAnsi="Courier New" w:cs="Courier New"/>
           <w:sz w:val="17"/>
         </w:rPr>
-        <w:t xml:space="preserve">]) / </w:t>
-      </w:r>
-      <w:proofErr w:type="gramStart"/>
-      <w:r>
-        <w:rPr>
-          <w:rFonts w:ascii="Courier New" w:eastAsia="Courier New" w:hAnsi="Courier New" w:cs="Courier New"/>
-          <w:sz w:val="17"/>
-        </w:rPr>
-        <w:t>MIN({ FIXED</w:t>
-      </w:r>
-      <w:proofErr w:type="gramEnd"/>
-      <w:r>
-        <w:rPr>
-          <w:rFonts w:ascii="Courier New" w:eastAsia="Courier New" w:hAnsi="Courier New" w:cs="Courier New"/>
-          <w:sz w:val="17"/>
-        </w:rPr>
-        <w:t xml:space="preserve"> : SUM([</w:t>
+        <w:t>]) / MIN({ FIXED : SUM([</w:t>
       </w:r>
       <w:proofErr w:type="spellStart"/>
       <w:r>
@@ -4010,23 +3901,7 @@
           <w:rFonts w:ascii="Courier New" w:eastAsia="Courier New" w:hAnsi="Courier New" w:cs="Courier New"/>
           <w:sz w:val="17"/>
         </w:rPr>
-        <w:t>]</w:t>
-      </w:r>
-      <w:proofErr w:type="gramStart"/>
-      <w:r>
-        <w:rPr>
-          <w:rFonts w:ascii="Courier New" w:eastAsia="Courier New" w:hAnsi="Courier New" w:cs="Courier New"/>
-          <w:sz w:val="17"/>
-        </w:rPr>
-        <w:t>) }</w:t>
-      </w:r>
-      <w:proofErr w:type="gramEnd"/>
-      <w:r>
-        <w:rPr>
-          <w:rFonts w:ascii="Courier New" w:eastAsia="Courier New" w:hAnsi="Courier New" w:cs="Courier New"/>
-          <w:sz w:val="17"/>
-        </w:rPr>
-        <w:t>)</w:t>
+        <w:t>]) })</w:t>
       </w:r>
     </w:p>
     <w:p>
@@ -4452,6 +4327,52 @@
       </w:pPr>
       <w:r>
         <w:t>The Top 10 manufacturers are ranked by total sales across the selected regions.</w:t>
+      </w:r>
+    </w:p>
+    <w:p>
+      <w:pPr>
+        <w:ind w:left="220" w:firstLine="0"/>
+      </w:pPr>
+    </w:p>
+    <w:p>
+      <w:pPr>
+        <w:ind w:left="220" w:firstLine="0"/>
+        <w:rPr>
+          <w:sz w:val="30"/>
+          <w:szCs w:val="30"/>
+        </w:rPr>
+      </w:pPr>
+    </w:p>
+    <w:p>
+      <w:pPr>
+        <w:ind w:left="220" w:firstLine="0"/>
+        <w:rPr>
+          <w:sz w:val="30"/>
+          <w:szCs w:val="30"/>
+        </w:rPr>
+      </w:pPr>
+      <w:r>
+        <w:rPr>
+          <w:sz w:val="30"/>
+          <w:szCs w:val="30"/>
+        </w:rPr>
+        <w:t>GitHub link</w:t>
+      </w:r>
+    </w:p>
+    <w:p>
+      <w:pPr>
+        <w:ind w:left="220" w:firstLine="0"/>
+        <w:rPr>
+          <w:sz w:val="30"/>
+          <w:szCs w:val="30"/>
+        </w:rPr>
+      </w:pPr>
+      <w:r>
+        <w:rPr>
+          <w:sz w:val="30"/>
+          <w:szCs w:val="30"/>
+        </w:rPr>
+        <w:t>https://github.com/Hussain-Saifee330/Ev-Market-Analysis-with-Tableaue</w:t>
       </w:r>
     </w:p>
     <w:sectPr>
